--- a/data/outputs/v2/Grade11/Biology/Lesson_Plans/SS3.2_Growth_and_Development_in_Animals/Biology_Growth_and_Development_in_Animals_FinalExplanation.docx
+++ b/data/outputs/v2/Grade11/Biology/Lesson_Plans/SS3.2_Growth_and_Development_in_Animals/Biology_Growth_and_Development_in_Animals_FinalExplanation.docx
@@ -2024,7 +2024,7 @@
         </w:rPr>
         <w:t xml:space="preserve">© 2026 SeaVuria and ARES. This work is licensed under a </w:t>
       </w:r>
-      <w:hyperlink w:history="1" r:id="rIdp_wbl8zz28dihmxzygavr">
+      <w:hyperlink w:history="1" r:id="rIdgwkiysz7bjcjbo368vi-g">
         <w:r>
           <w:rPr>
             <w:rFonts w:ascii="Arial" w:cs="Arial" w:eastAsia="Arial" w:hAnsi="Arial"/>
@@ -2044,7 +2044,7 @@
         </w:rPr>
         <w:t xml:space="preserve"> (</w:t>
       </w:r>
-      <w:hyperlink w:history="1" r:id="rIdkv-mew1wcvcerq1khxclr">
+      <w:hyperlink w:history="1" r:id="rIdb2oqrwiioxxuyazvhdycs">
         <w:r>
           <w:rPr>
             <w:rFonts w:ascii="Arial" w:cs="Arial" w:eastAsia="Arial" w:hAnsi="Arial"/>
@@ -2064,7 +2064,7 @@
         </w:rPr>
         <w:t xml:space="preserve">). To view a copy of this license, visit </w:t>
       </w:r>
-      <w:hyperlink w:history="1" r:id="rId6fgd2gtjpt5l7r4q_mqok">
+      <w:hyperlink w:history="1" r:id="rIdrk88md6fhsapsdp6rvagj">
         <w:r>
           <w:rPr>
             <w:rFonts w:ascii="Arial" w:cs="Arial" w:eastAsia="Arial" w:hAnsi="Arial"/>

--- a/data/outputs/v2/Grade11/Biology/Lesson_Plans/SS3.2_Growth_and_Development_in_Animals/Biology_Growth_and_Development_in_Animals_FinalExplanation.docx
+++ b/data/outputs/v2/Grade11/Biology/Lesson_Plans/SS3.2_Growth_and_Development_in_Animals/Biology_Growth_and_Development_in_Animals_FinalExplanation.docx
@@ -95,7 +95,7 @@
                 <w:sz w:val="22"/>
                 <w:szCs w:val="22"/>
               </w:rPr>
-              <w:t xml:space="preserve">FINAL EXPLANATION: BIOLOGY GRADE 11: GROWTH AND DEVELOPMENT IN ANIMALS (3.2)</w:t>
+              <w:t xml:space="preserve">FINAL EXPLANATION: BIOLOGY GRADE 11: GROWTH AND DEVELOPMENT IN ANIMALS (SUB-STRAND 3.2)</w:t>
             </w:r>
           </w:p>
         </w:tc>
@@ -422,7 +422,7 @@
                 <w:sz w:val="18"/>
                 <w:szCs w:val="18"/>
               </w:rPr>
-              <w:t xml:space="preserve">Use this document as a model for your own Final Explanation. Your task is to answer the driving question: How does an animal outgrow its own hard shell, and why do some animals radically change shape while others just grow bigger? Build a CER (Claim, Evidence, Reasoning) poster with an annotated graphical model. Anchor every section in the phenomenon: the empty, split exuvia beside a larger, newly emerged grasshopper or cicada on a maize leaf or tree bark in your school garden, and the caterpillar that becomes a pupa and then a butterfly. Use evidence from your six lessons, such as growth curves, observations of exuviae, and hormone diagrams. Write in your own words and label all graphs and diagrams clearly.</w:t>
+              <w:t xml:space="preserve">Driving Question: How does an animal outgrow its own hard shell, and why do some animals radically change shape while others just grow bigger? Think back to the empty, split skin (exuvia) on the maize leaf in the school garden, lying beside a larger newly emerged grasshopper or cicada. Use what you observed and learned in Lessons 1 to 5 to answer each section below. Write in full sentences, use correct scientific words (for example exoskeleton, moulting/ecdysis, metamorphosis, Brain Hormone, Ecdysone, Juvenile Hormone), and where asked, give a Claim, Evidence and Reasoning. You may draw and label diagrams or sketch graphs in the space under each prompt. Only describe patterns you actually saw in our class investigations.</w:t>
             </w:r>
           </w:p>
         </w:tc>
@@ -450,14 +450,12 @@
         <w:tblLayout w:type="fixed"/>
       </w:tblPr>
       <w:tblGrid>
-        <w:gridCol w:w="3000"/>
-        <w:gridCol w:w="10680"/>
+        <w:gridCol w:w="13680"/>
       </w:tblGrid>
       <w:tr>
         <w:tc>
           <w:tcPr>
             <w:tcW w:type="dxa" w:w="13680"/>
-            <w:gridSpan w:val="2"/>
             <w:shd w:fill="1F3864" w:color="auto" w:val="clear"/>
             <w:tcMar>
               <w:top w:type="dxa" w:w="60"/>
@@ -483,15 +481,15 @@
                 <w:sz w:val="22"/>
                 <w:szCs w:val="22"/>
               </w:rPr>
-              <w:t xml:space="preserve">1. Claim: Answering the Driving Question</w:t>
-            </w:r>
-          </w:p>
-        </w:tc>
-      </w:tr>
-      <w:tr>
-        <w:tc>
-          <w:tcPr>
-            <w:tcW w:type="dxa" w:w="3000"/>
+              <w:t xml:space="preserve">Part 1: Outgrowing the Shell (Stepwise Growth)</w:t>
+            </w:r>
+          </w:p>
+        </w:tc>
+      </w:tr>
+      <w:tr>
+        <w:tc>
+          <w:tcPr>
+            <w:tcW w:type="dxa" w:w="13680"/>
             <w:shd w:fill="D9EEF1" w:color="auto" w:val="clear"/>
             <w:tcMar>
               <w:top w:type="dxa" w:w="60"/>
@@ -517,13 +515,18 @@
                 <w:sz w:val="18"/>
                 <w:szCs w:val="18"/>
               </w:rPr>
-              <w:t xml:space="preserve">State in 2-3 sentences how an animal outgrows a hard shell and why some animals change shape completely while others only grow bigger. Mention the two growth patterns and the role of hormones.</w:t>
-            </w:r>
-          </w:p>
-        </w:tc>
-        <w:tc>
-          <w:tcPr>
-            <w:tcW w:type="dxa" w:w="10680"/>
+              <w:t xml:space="preserve">Look back at the exuvia on the maize leaf beside the larger grasshopper or cicada. (a) Explain how the insect became bigger than the hard skin it was wearing. In your answer, say what the exoskeleton can and cannot do, and when in the moulting process the insect actually increases in size. (b) Describe the shape of the graph of nymph length against time that we plotted in class, and explain why it looks like that. Use the words moulting (ecdysis) and exuvia.</w:t>
+            </w:r>
+          </w:p>
+        </w:tc>
+      </w:tr>
+      <w:tr>
+        <w:trPr>
+          <w:trHeight w:val="4200" w:hRule="atLeast"/>
+        </w:trPr>
+        <w:tc>
+          <w:tcPr>
+            <w:tcW w:type="dxa" w:w="13680"/>
             <w:shd w:fill="FFFFFF" w:color="auto" w:val="clear"/>
             <w:tcMar>
               <w:top w:type="dxa" w:w="60"/>
@@ -543,13 +546,13 @@
                 <w:rFonts w:ascii="Arial" w:cs="Arial" w:eastAsia="Arial" w:hAnsi="Arial"/>
                 <w:b w:val="false"/>
                 <w:bCs w:val="false"/>
-                <w:i w:val="false"/>
-                <w:iCs w:val="false"/>
-                <w:color w:val="000000"/>
-                <w:sz w:val="18"/>
-                <w:szCs w:val="18"/>
-              </w:rPr>
-              <w:t xml:space="preserve">An insect outgrows its hard shell by shedding it in a process called ecdysis (moulting). The shell cannot stretch, so the insect grows in sudden steps each time it sheds the old shell and swells before the new one hardens. Animals with a hard exoskeleton, like grasshoppers and cicadas, grow in steps (intermittent growth). Vertebrates like cattle, goats and humans grow continuously, giving an S-shaped curve. Hormones control the process. Brain hormone (PTTH) triggers ecdysone to cause moulting, and juvenile hormone (JH) decides whether the insect stays a larva or nymph or changes into an adult. Insects with complete metamorphosis, like butterflies, change shape totally because JH drops, while those with incomplete metamorphosis, like grasshoppers, look like small adults all along.</w:t>
+                <w:i/>
+                <w:iCs/>
+                <w:color w:val="808080"/>
+                <w:sz w:val="18"/>
+                <w:szCs w:val="18"/>
+              </w:rPr>
+              <w:t xml:space="preserve">Write your answer here:</w:t>
             </w:r>
           </w:p>
         </w:tc>
@@ -577,14 +580,12 @@
         <w:tblLayout w:type="fixed"/>
       </w:tblPr>
       <w:tblGrid>
-        <w:gridCol w:w="3000"/>
-        <w:gridCol w:w="10680"/>
+        <w:gridCol w:w="13680"/>
       </w:tblGrid>
       <w:tr>
         <w:tc>
           <w:tcPr>
             <w:tcW w:type="dxa" w:w="13680"/>
-            <w:gridSpan w:val="2"/>
             <w:shd w:fill="1F3864" w:color="auto" w:val="clear"/>
             <w:tcMar>
               <w:top w:type="dxa" w:w="60"/>
@@ -610,15 +611,15 @@
                 <w:sz w:val="22"/>
                 <w:szCs w:val="22"/>
               </w:rPr>
-              <w:t xml:space="preserve">2. Evidence: Growth Patterns and the Exuvia</w:t>
-            </w:r>
-          </w:p>
-        </w:tc>
-      </w:tr>
-      <w:tr>
-        <w:tc>
-          <w:tcPr>
-            <w:tcW w:type="dxa" w:w="3000"/>
+              <w:t xml:space="preserve">Part 2: Two Growth Patterns Compared</w:t>
+            </w:r>
+          </w:p>
+        </w:tc>
+      </w:tr>
+      <w:tr>
+        <w:tc>
+          <w:tcPr>
+            <w:tcW w:type="dxa" w:w="13680"/>
             <w:shd w:fill="D9EEF1" w:color="auto" w:val="clear"/>
             <w:tcMar>
               <w:top w:type="dxa" w:w="60"/>
@@ -644,13 +645,18 @@
                 <w:sz w:val="18"/>
                 <w:szCs w:val="18"/>
               </w:rPr>
-              <w:t xml:space="preserve">Describe the evidence from the empty exuvia and from growth curves. Compare the graph of an insect (such as a grasshopper nymph in Nairobi or Kisumu) with the graph of a vertebrate (such as a calf or a child). Explain what the shape of each graph shows.</w:t>
-            </w:r>
-          </w:p>
-        </w:tc>
-        <w:tc>
-          <w:tcPr>
-            <w:tcW w:type="dxa" w:w="10680"/>
+              <w:t xml:space="preserve">In class we plotted data for a Kenyan broiler chick, a child, and a grasshopper nymph. (a) Describe the shape of the growth curve for the chick and child, and name the four phases you identified. (b) State the formula for growth rate that we used and say in which phase growth rate is highest and in which phase it is close to zero. (c) Explain why the chick's graph looks different from the grasshopper nymph's graph.</w:t>
+            </w:r>
+          </w:p>
+        </w:tc>
+      </w:tr>
+      <w:tr>
+        <w:trPr>
+          <w:trHeight w:val="4200" w:hRule="atLeast"/>
+        </w:trPr>
+        <w:tc>
+          <w:tcPr>
+            <w:tcW w:type="dxa" w:w="13680"/>
             <w:shd w:fill="FFFFFF" w:color="auto" w:val="clear"/>
             <w:tcMar>
               <w:top w:type="dxa" w:w="60"/>
@@ -670,13 +676,13 @@
                 <w:rFonts w:ascii="Arial" w:cs="Arial" w:eastAsia="Arial" w:hAnsi="Arial"/>
                 <w:b w:val="false"/>
                 <w:bCs w:val="false"/>
-                <w:i w:val="false"/>
-                <w:iCs w:val="false"/>
-                <w:color w:val="000000"/>
-                <w:sz w:val="18"/>
-                <w:szCs w:val="18"/>
-              </w:rPr>
-              <w:t xml:space="preserve">The exuvia we found on the maize leaf was crunchy, perfectly shaped and split down the back. Next to it was a grasshopper clearly larger than the shell. This shows the shell was left behind and the animal grew bigger than it, so the insect did not peel like sunburned skin. It left through the split. When we plotted body size against time for a grasshopper, the graph looked like a staircase: size stayed flat while the hard shell was in place, then jumped up at each moult. This is intermittent growth. When we plotted a vertebrate such as a calf or a child, the graph was a smooth S-shaped (sigmoid) curve with four phases: a lag phase where growth is slow, an exponential phase where growth is rapid, a deceleration phase where growth slows down, and a stationary phase where size stays steady in the adult. A vertebrate has an internal skeleton that grows with the body, so no shell must be shed.</w:t>
+                <w:i/>
+                <w:iCs/>
+                <w:color w:val="808080"/>
+                <w:sz w:val="18"/>
+                <w:szCs w:val="18"/>
+              </w:rPr>
+              <w:t xml:space="preserve">Write your answer here:</w:t>
             </w:r>
           </w:p>
         </w:tc>
@@ -704,14 +710,12 @@
         <w:tblLayout w:type="fixed"/>
       </w:tblPr>
       <w:tblGrid>
-        <w:gridCol w:w="3000"/>
-        <w:gridCol w:w="10680"/>
+        <w:gridCol w:w="13680"/>
       </w:tblGrid>
       <w:tr>
         <w:tc>
           <w:tcPr>
             <w:tcW w:type="dxa" w:w="13680"/>
-            <w:gridSpan w:val="2"/>
             <w:shd w:fill="1F3864" w:color="auto" w:val="clear"/>
             <w:tcMar>
               <w:top w:type="dxa" w:w="60"/>
@@ -737,15 +741,15 @@
                 <w:sz w:val="22"/>
                 <w:szCs w:val="22"/>
               </w:rPr>
-              <w:t xml:space="preserve">3. Evidence: Types of Metamorphosis</w:t>
-            </w:r>
-          </w:p>
-        </w:tc>
-      </w:tr>
-      <w:tr>
-        <w:tc>
-          <w:tcPr>
-            <w:tcW w:type="dxa" w:w="3000"/>
+              <w:t xml:space="preserve">Part 3: The Hormone Control System</w:t>
+            </w:r>
+          </w:p>
+        </w:tc>
+      </w:tr>
+      <w:tr>
+        <w:tc>
+          <w:tcPr>
+            <w:tcW w:type="dxa" w:w="13680"/>
             <w:shd w:fill="D9EEF1" w:color="auto" w:val="clear"/>
             <w:tcMar>
               <w:top w:type="dxa" w:w="60"/>
@@ -771,13 +775,18 @@
                 <w:sz w:val="18"/>
                 <w:szCs w:val="18"/>
               </w:rPr>
-              <w:t xml:space="preserve">Use photos or samples of a butterfly life cycle and a grasshopper life cycle. Describe the stages of complete and incomplete metamorphosis and explain how the caterpillar-to-butterfly change is different from a grasshopper's growth.</w:t>
-            </w:r>
-          </w:p>
-        </w:tc>
-        <w:tc>
-          <w:tcPr>
-            <w:tcW w:type="dxa" w:w="10680"/>
+              <w:t xml:space="preserve">Moulting and metamorphosis are not random. Using the experiments on larvae that you analysed (removing the brain/neurosecretory cells, injecting Ecdysone, adding extra Juvenile Hormone, removing the corpora allata early), write a CER statement answering: What controls when an insect moults and what kind of moult it has? Include the role of Brain Hormone, Ecdysone and Juvenile Hormone in your reasoning.</w:t>
+            </w:r>
+          </w:p>
+        </w:tc>
+      </w:tr>
+      <w:tr>
+        <w:trPr>
+          <w:trHeight w:val="4200" w:hRule="atLeast"/>
+        </w:trPr>
+        <w:tc>
+          <w:tcPr>
+            <w:tcW w:type="dxa" w:w="13680"/>
             <w:shd w:fill="FFFFFF" w:color="auto" w:val="clear"/>
             <w:tcMar>
               <w:top w:type="dxa" w:w="60"/>
@@ -797,13 +806,13 @@
                 <w:rFonts w:ascii="Arial" w:cs="Arial" w:eastAsia="Arial" w:hAnsi="Arial"/>
                 <w:b w:val="false"/>
                 <w:bCs w:val="false"/>
-                <w:i w:val="false"/>
-                <w:iCs w:val="false"/>
-                <w:color w:val="000000"/>
-                <w:sz w:val="18"/>
-                <w:szCs w:val="18"/>
-              </w:rPr>
-              <w:t xml:space="preserve">A butterfly (for example, the common African monarch seen in Kericho tea farms) goes through complete metamorphosis: egg, larva (caterpillar), pupa, adult. The caterpillar looks nothing like the adult. It eats leaves and moults several times, then becomes a motionless pupa. Inside, the body is reorganised under hormone control into wings and adult organs, so it does not simply melt and rebuild at random. A grasshopper goes through incomplete metamorphosis: egg, nymph, adult. The nymph looks like a small adult without full wings and grows through several moults until it is an adult. There is no pupa stage. So both groups moult, but only the butterfly has a pupa stage and a completely different body shape in the adult.</w:t>
+                <w:i/>
+                <w:iCs/>
+                <w:color w:val="808080"/>
+                <w:sz w:val="18"/>
+                <w:szCs w:val="18"/>
+              </w:rPr>
+              <w:t xml:space="preserve">Write your answer here:</w:t>
             </w:r>
           </w:p>
         </w:tc>
@@ -831,14 +840,12 @@
         <w:tblLayout w:type="fixed"/>
       </w:tblPr>
       <w:tblGrid>
-        <w:gridCol w:w="3000"/>
-        <w:gridCol w:w="10680"/>
+        <w:gridCol w:w="13680"/>
       </w:tblGrid>
       <w:tr>
         <w:tc>
           <w:tcPr>
             <w:tcW w:type="dxa" w:w="13680"/>
-            <w:gridSpan w:val="2"/>
             <w:shd w:fill="1F3864" w:color="auto" w:val="clear"/>
             <w:tcMar>
               <w:top w:type="dxa" w:w="60"/>
@@ -864,15 +871,15 @@
                 <w:sz w:val="22"/>
                 <w:szCs w:val="22"/>
               </w:rPr>
-              <w:t xml:space="preserve">4. Reasoning: Hormonal Control of Moulting and Metamorphosis</w:t>
-            </w:r>
-          </w:p>
-        </w:tc>
-      </w:tr>
-      <w:tr>
-        <w:tc>
-          <w:tcPr>
-            <w:tcW w:type="dxa" w:w="3000"/>
+              <w:t xml:space="preserve">Part 4: Two Pathways of Metamorphosis</w:t>
+            </w:r>
+          </w:p>
+        </w:tc>
+      </w:tr>
+      <w:tr>
+        <w:tc>
+          <w:tcPr>
+            <w:tcW w:type="dxa" w:w="13680"/>
             <w:shd w:fill="D9EEF1" w:color="auto" w:val="clear"/>
             <w:tcMar>
               <w:top w:type="dxa" w:w="60"/>
@@ -898,13 +905,18 @@
                 <w:sz w:val="18"/>
                 <w:szCs w:val="18"/>
               </w:rPr>
-              <w:t xml:space="preserve">Explain step by step how the hormones PTTH, ecdysone and juvenile hormone control moulting and metamorphosis. Link this reasoning back to your claim and evidence and to the exuvia and the pupa.</w:t>
-            </w:r>
-          </w:p>
-        </w:tc>
-        <w:tc>
-          <w:tcPr>
-            <w:tcW w:type="dxa" w:w="10680"/>
+              <w:t xml:space="preserve">Compare a grasshopper and a butterfly (or housefly). (a) Name the stages in each life cycle and say which is incomplete and which is complete metamorphosis. (b) Using Juvenile Hormone, explain why grasshopper nymphs look like small adults but a caterpillar looks nothing like the adult butterfly. (c) Give TWO ways that having separate larval and adult stages might help an insect survive.</w:t>
+            </w:r>
+          </w:p>
+        </w:tc>
+      </w:tr>
+      <w:tr>
+        <w:trPr>
+          <w:trHeight w:val="4200" w:hRule="atLeast"/>
+        </w:trPr>
+        <w:tc>
+          <w:tcPr>
+            <w:tcW w:type="dxa" w:w="13680"/>
             <w:shd w:fill="FFFFFF" w:color="auto" w:val="clear"/>
             <w:tcMar>
               <w:top w:type="dxa" w:w="60"/>
@@ -924,13 +936,13 @@
                 <w:rFonts w:ascii="Arial" w:cs="Arial" w:eastAsia="Arial" w:hAnsi="Arial"/>
                 <w:b w:val="false"/>
                 <w:bCs w:val="false"/>
-                <w:i w:val="false"/>
-                <w:iCs w:val="false"/>
-                <w:color w:val="000000"/>
-                <w:sz w:val="18"/>
-                <w:szCs w:val="18"/>
-              </w:rPr>
-              <w:t xml:space="preserve">Moulting is controlled by a chain of hormones. First, the brain releases Brain Hormone (PTTH). PTTH stimulates the prothoracic glands to release ecdysone. Ecdysone triggers the insect to moult, which is why the exuvia splits and the animal climbs out larger. Juvenile hormone (JH) decides what kind of moult happens. When JH concentration is high, ecdysone causes a moult that keeps the larval or nymph form, so the caterpillar or nymph just gets bigger. When JH decreases, ecdysone causes pupation and then metamorphosis into the adult. This explains our evidence: the staircase graph shows moults caused by ecdysone, the grasshopper stays similar in shape because JH is present through the nymph stages, and the butterfly changes shape completely because JH falls so the caterpillar becomes a pupa and then an adult. So the changes are controlled by hormones and are not random melting.</w:t>
+                <w:i/>
+                <w:iCs/>
+                <w:color w:val="808080"/>
+                <w:sz w:val="18"/>
+                <w:szCs w:val="18"/>
+              </w:rPr>
+              <w:t xml:space="preserve">Write your answer here:</w:t>
             </w:r>
           </w:p>
         </w:tc>
@@ -958,14 +970,12 @@
         <w:tblLayout w:type="fixed"/>
       </w:tblPr>
       <w:tblGrid>
-        <w:gridCol w:w="3000"/>
-        <w:gridCol w:w="10680"/>
+        <w:gridCol w:w="13680"/>
       </w:tblGrid>
       <w:tr>
         <w:tc>
           <w:tcPr>
             <w:tcW w:type="dxa" w:w="13680"/>
-            <w:gridSpan w:val="2"/>
             <w:shd w:fill="1F3864" w:color="auto" w:val="clear"/>
             <w:tcMar>
               <w:top w:type="dxa" w:w="60"/>
@@ -991,15 +1001,15 @@
                 <w:sz w:val="22"/>
                 <w:szCs w:val="22"/>
               </w:rPr>
-              <w:t xml:space="preserve">5. Annotated Graphical Model and Conclusion</w:t>
-            </w:r>
-          </w:p>
-        </w:tc>
-      </w:tr>
-      <w:tr>
-        <w:tc>
-          <w:tcPr>
-            <w:tcW w:type="dxa" w:w="3000"/>
+              <w:t xml:space="preserve">Part 5: Putting It All Together (Final CER)</w:t>
+            </w:r>
+          </w:p>
+        </w:tc>
+      </w:tr>
+      <w:tr>
+        <w:tc>
+          <w:tcPr>
+            <w:tcW w:type="dxa" w:w="13680"/>
             <w:shd w:fill="D9EEF1" w:color="auto" w:val="clear"/>
             <w:tcMar>
               <w:top w:type="dxa" w:w="60"/>
@@ -1025,13 +1035,18 @@
                 <w:sz w:val="18"/>
                 <w:szCs w:val="18"/>
               </w:rPr>
-              <w:t xml:space="preserve">Describe the annotated model you would draw on your poster. Include both growth curves, the hormone sequence, and labels for the exuvia and the life cycles. Finish with a conclusion that answers the driving question and corrects one misconception.</w:t>
-            </w:r>
-          </w:p>
-        </w:tc>
-        <w:tc>
-          <w:tcPr>
-            <w:tcW w:type="dxa" w:w="10680"/>
+              <w:t xml:space="preserve">Write a complete CER answer to the Driving Question: How does an animal outgrow its own hard shell, and why do some animals radically change shape while others just grow bigger? Use the exuvia on the maize leaf, a growth curve, and the hormones in your evidence. Then, in one or two sentences, suggest a new question you still have about this topic.</w:t>
+            </w:r>
+          </w:p>
+        </w:tc>
+      </w:tr>
+      <w:tr>
+        <w:trPr>
+          <w:trHeight w:val="4200" w:hRule="atLeast"/>
+        </w:trPr>
+        <w:tc>
+          <w:tcPr>
+            <w:tcW w:type="dxa" w:w="13680"/>
             <w:shd w:fill="FFFFFF" w:color="auto" w:val="clear"/>
             <w:tcMar>
               <w:top w:type="dxa" w:w="60"/>
@@ -1051,13 +1066,13 @@
                 <w:rFonts w:ascii="Arial" w:cs="Arial" w:eastAsia="Arial" w:hAnsi="Arial"/>
                 <w:b w:val="false"/>
                 <w:bCs w:val="false"/>
-                <w:i w:val="false"/>
-                <w:iCs w:val="false"/>
-                <w:color w:val="000000"/>
-                <w:sz w:val="18"/>
-                <w:szCs w:val="18"/>
-              </w:rPr>
-              <w:t xml:space="preserve">My poster model has two graphs side by side. On the left is a staircase graph labelled 'Insect: intermittent growth' with arrows at each step marked 'ecdysis: ecdysone peak, old exuvia shed'. On the right is an S-shaped curve labelled 'Vertebrate: continuous growth' with the lag, exponential, deceleration and stationary phases marked. Below the graphs is a flow diagram: Brain, PTTH, prothoracic glands, ecdysone, moult. Beside it is a box: 'High JH = stay larva/nymph; low JH = pupate and become adult'. I draw a butterfly cycle (egg, larva, pupa, adult) and a grasshopper cycle (egg, nymph, adult) with a photo of the exuvia from the school garden. My conclusion: An insect outgrows its hard shell by moulting in steps controlled by ecdysone, and juvenile hormone decides whether it only grows bigger or changes shape completely. A common misconception is that insects peel like skin or melt without control, but actually the exoskeleton is shed whole and every change is hormone-controlled.</w:t>
+                <w:i/>
+                <w:iCs/>
+                <w:color w:val="808080"/>
+                <w:sz w:val="18"/>
+                <w:szCs w:val="18"/>
+              </w:rPr>
+              <w:t xml:space="preserve">Write your answer here:</w:t>
             </w:r>
           </w:p>
         </w:tc>
@@ -1284,7 +1299,7 @@
                 <w:sz w:val="18"/>
                 <w:szCs w:val="18"/>
               </w:rPr>
-              <w:t xml:space="preserve">Claim</w:t>
+              <w:t xml:space="preserve">Explaining stepwise growth and the exuvia</w:t>
             </w:r>
           </w:p>
         </w:tc>
@@ -1316,7 +1331,7 @@
                 <w:sz w:val="18"/>
                 <w:szCs w:val="18"/>
               </w:rPr>
-              <w:t xml:space="preserve">The claim fully answers both parts of the driving question, names both growth patterns, and mentions the role of hormones in clear language.</w:t>
+              <w:t xml:space="preserve">Clearly explains that the exoskeleton cannot stretch, a new larger cuticle forms beneath, the old one splits to leave the exuvia, and the insect expands while the new cuticle is soft. Links this accurately to the stepped graph.</w:t>
             </w:r>
           </w:p>
         </w:tc>
@@ -1348,7 +1363,7 @@
                 <w:sz w:val="18"/>
                 <w:szCs w:val="18"/>
               </w:rPr>
-              <w:t xml:space="preserve">The claim answers the driving question but leaves out one idea, such as the hormones or one growth pattern.</w:t>
+              <w:t xml:space="preserve">Explains that the insect moults and gets bigger afterwards, and describes the stepped graph, but leaves out one detail such as the new cuticle forming first or the soft cuticle expanding.</w:t>
             </w:r>
           </w:p>
         </w:tc>
@@ -1380,7 +1395,7 @@
                 <w:sz w:val="18"/>
                 <w:szCs w:val="18"/>
               </w:rPr>
-              <w:t xml:space="preserve">The claim is vague, incomplete, or only partly related to the driving question.</w:t>
+              <w:t xml:space="preserve">States that the insect sheds its skin but does not explain why it must moult or how it becomes bigger, or treats the exuvia like peeling skin.</w:t>
             </w:r>
           </w:p>
         </w:tc>
@@ -1414,7 +1429,7 @@
                 <w:sz w:val="18"/>
                 <w:szCs w:val="18"/>
               </w:rPr>
-              <w:t xml:space="preserve">Evidence</w:t>
+              <w:t xml:space="preserve">Comparing growth curves (sigmoid vs intermittent)</w:t>
             </w:r>
           </w:p>
         </w:tc>
@@ -1446,7 +1461,7 @@
                 <w:sz w:val="18"/>
                 <w:szCs w:val="18"/>
               </w:rPr>
-              <w:t xml:space="preserve">Uses specific evidence from the exuvia, the staircase and S-shaped graphs, and the life cycles, with accurate details such as the growth phases and the pupa stage.</w:t>
+              <w:t xml:space="preserve">Correctly names all four phases of the S-curve, uses the growth rate formula, identifies where rate is highest and lowest, and explains the difference from the insect staircase using the rigid exoskeleton.</w:t>
             </w:r>
           </w:p>
         </w:tc>
@@ -1478,7 +1493,7 @@
                 <w:sz w:val="18"/>
                 <w:szCs w:val="18"/>
               </w:rPr>
-              <w:t xml:space="preserve">Uses relevant evidence from most sources but some details are general or missing.</w:t>
+              <w:t xml:space="preserve">Describes both curve shapes and names most phases or the formula, with a reasonable but incomplete explanation of the difference.</w:t>
             </w:r>
           </w:p>
         </w:tc>
@@ -1510,7 +1525,7 @@
                 <w:sz w:val="18"/>
                 <w:szCs w:val="18"/>
               </w:rPr>
-              <w:t xml:space="preserve">Evidence is limited, inaccurate, or not linked to the phenomenon.</w:t>
+              <w:t xml:space="preserve">Describes only one curve or confuses the shapes, with few or incorrect phases and no clear link to the exoskeleton.</w:t>
             </w:r>
           </w:p>
         </w:tc>
@@ -1544,7 +1559,7 @@
                 <w:sz w:val="18"/>
                 <w:szCs w:val="18"/>
               </w:rPr>
-              <w:t xml:space="preserve">Reasoning with Hormonal Control</w:t>
+              <w:t xml:space="preserve">Hormonal control (Brain Hormone, Ecdysone, JH)</w:t>
             </w:r>
           </w:p>
         </w:tc>
@@ -1576,7 +1591,7 @@
                 <w:sz w:val="18"/>
                 <w:szCs w:val="18"/>
               </w:rPr>
-              <w:t xml:space="preserve">Correctly explains the sequence of PTTH, prothoracic glands, ecdysone and the role of high versus low juvenile hormone, and links it clearly to the claim and evidence.</w:t>
+              <w:t xml:space="preserve">Accurately explains the sequence from Brain Hormone to prothoracic glands to Ecdysone, and the role of high, falling and absent JH, using specific experimental evidence in a full CER.</w:t>
             </w:r>
           </w:p>
         </w:tc>
@@ -1608,7 +1623,7 @@
                 <w:sz w:val="18"/>
                 <w:szCs w:val="18"/>
               </w:rPr>
-              <w:t xml:space="preserve">Explains most of the hormone sequence with a small error or a weak link to the evidence.</w:t>
+              <w:t xml:space="preserve">Names the three hormones and their main roles and uses some experimental evidence, with minor gaps in the reasoning.</w:t>
             </w:r>
           </w:p>
         </w:tc>
@@ -1640,7 +1655,7 @@
                 <w:sz w:val="18"/>
                 <w:szCs w:val="18"/>
               </w:rPr>
-              <w:t xml:space="preserve">Hormone roles are missing, confused, or listed without explanation.</w:t>
+              <w:t xml:space="preserve">Names hormones but mixes up their roles, or gives claims with little or no evidence or reasoning.</w:t>
             </w:r>
           </w:p>
         </w:tc>
@@ -1674,7 +1689,7 @@
                 <w:sz w:val="18"/>
                 <w:szCs w:val="18"/>
               </w:rPr>
-              <w:t xml:space="preserve">Annotated Graphical Model</w:t>
+              <w:t xml:space="preserve">Metamorphosis pathways and survival value</w:t>
             </w:r>
           </w:p>
         </w:tc>
@@ -1706,7 +1721,7 @@
                 <w:sz w:val="18"/>
                 <w:szCs w:val="18"/>
               </w:rPr>
-              <w:t xml:space="preserve">Model is accurate, fully labelled, and shows both growth curves, the four sigmoid phases, the hormone sequence, and both types of metamorphosis.</w:t>
+              <w:t xml:space="preserve">Gives correct stages of both pathways, explains with JH why shapes differ, and gives two clear survival advantages.</w:t>
             </w:r>
           </w:p>
         </w:tc>
@@ -1738,7 +1753,7 @@
                 <w:sz w:val="18"/>
                 <w:szCs w:val="18"/>
               </w:rPr>
-              <w:t xml:space="preserve">Model includes most required parts with a few missing labels or small errors.</w:t>
+              <w:t xml:space="preserve">Gives correct stages and a mostly accurate explanation of the shape difference, with one survival advantage.</w:t>
             </w:r>
           </w:p>
         </w:tc>
@@ -1770,7 +1785,7 @@
                 <w:sz w:val="18"/>
                 <w:szCs w:val="18"/>
               </w:rPr>
-              <w:t xml:space="preserve">Model is incomplete, unclear, or contains major errors.</w:t>
+              <w:t xml:space="preserve">Lists stages with errors or does not link the difference to JH or survival.</w:t>
             </w:r>
           </w:p>
         </w:tc>
@@ -1804,7 +1819,7 @@
                 <w:sz w:val="18"/>
                 <w:szCs w:val="18"/>
               </w:rPr>
-              <w:t xml:space="preserve">Scientific Communication and Context</w:t>
+              <w:t xml:space="preserve">Final CER and scientific communication</w:t>
             </w:r>
           </w:p>
         </w:tc>
@@ -1836,7 +1851,7 @@
                 <w:sz w:val="18"/>
                 <w:szCs w:val="18"/>
               </w:rPr>
-              <w:t xml:space="preserve">Writing is clear and well organised, uses scientific terms correctly (ecdysis, exuvia, metamorphosis), uses Kenyan contexts, and corrects a misconception.</w:t>
+              <w:t xml:space="preserve">A complete, well-organised Claim, Evidence and Reasoning that answers both parts of the Driving Question using class evidence, correct vocabulary, and a thoughtful new question.</w:t>
             </w:r>
           </w:p>
         </w:tc>
@@ -1868,7 +1883,7 @@
                 <w:sz w:val="18"/>
                 <w:szCs w:val="18"/>
               </w:rPr>
-              <w:t xml:space="preserve">Writing is mostly clear and uses most terms correctly, with limited local context or no misconception addressed.</w:t>
+              <w:t xml:space="preserve">A mostly complete CER that answers the Driving Question with some class evidence and mostly correct vocabulary.</w:t>
             </w:r>
           </w:p>
         </w:tc>
@@ -1900,7 +1915,7 @@
                 <w:sz w:val="18"/>
                 <w:szCs w:val="18"/>
               </w:rPr>
-              <w:t xml:space="preserve">Writing is hard to follow, and scientific terms are missing or misused.</w:t>
+              <w:t xml:space="preserve">An incomplete CER that answers only part of the Driving Question, with little evidence and limited scientific vocabulary.</w:t>
             </w:r>
           </w:p>
         </w:tc>
@@ -2024,7 +2039,7 @@
         </w:rPr>
         <w:t xml:space="preserve">© 2026 SeaVuria and ARES. This work is licensed under a </w:t>
       </w:r>
-      <w:hyperlink w:history="1" r:id="rIdgwkiysz7bjcjbo368vi-g">
+      <w:hyperlink w:history="1" r:id="rIddhd6isvoxefayjupgnj0j">
         <w:r>
           <w:rPr>
             <w:rFonts w:ascii="Arial" w:cs="Arial" w:eastAsia="Arial" w:hAnsi="Arial"/>
@@ -2044,7 +2059,7 @@
         </w:rPr>
         <w:t xml:space="preserve"> (</w:t>
       </w:r>
-      <w:hyperlink w:history="1" r:id="rIdb2oqrwiioxxuyazvhdycs">
+      <w:hyperlink w:history="1" r:id="rIdynszr6tvkebqqt5isorzc">
         <w:r>
           <w:rPr>
             <w:rFonts w:ascii="Arial" w:cs="Arial" w:eastAsia="Arial" w:hAnsi="Arial"/>
@@ -2064,7 +2079,7 @@
         </w:rPr>
         <w:t xml:space="preserve">). To view a copy of this license, visit </w:t>
       </w:r>
-      <w:hyperlink w:history="1" r:id="rIdrk88md6fhsapsdp6rvagj">
+      <w:hyperlink w:history="1" r:id="rIdxdpd5tzqrwtnxejv2kmww">
         <w:r>
           <w:rPr>
             <w:rFonts w:ascii="Arial" w:cs="Arial" w:eastAsia="Arial" w:hAnsi="Arial"/>

--- a/data/outputs/v2/Grade11/Biology/Lesson_Plans/SS3.2_Growth_and_Development_in_Animals/Biology_Growth_and_Development_in_Animals_FinalExplanation.docx
+++ b/data/outputs/v2/Grade11/Biology/Lesson_Plans/SS3.2_Growth_and_Development_in_Animals/Biology_Growth_and_Development_in_Animals_FinalExplanation.docx
@@ -2039,7 +2039,7 @@
         </w:rPr>
         <w:t xml:space="preserve">© 2026 SeaVuria and ARES. This work is licensed under a </w:t>
       </w:r>
-      <w:hyperlink w:history="1" r:id="rIddhd6isvoxefayjupgnj0j">
+      <w:hyperlink w:history="1" r:id="rIdwqca0nmx43kvyp43tp_l9">
         <w:r>
           <w:rPr>
             <w:rFonts w:ascii="Arial" w:cs="Arial" w:eastAsia="Arial" w:hAnsi="Arial"/>
@@ -2059,7 +2059,7 @@
         </w:rPr>
         <w:t xml:space="preserve"> (</w:t>
       </w:r>
-      <w:hyperlink w:history="1" r:id="rIdynszr6tvkebqqt5isorzc">
+      <w:hyperlink w:history="1" r:id="rIdxutcrumfjtsucwljvduss">
         <w:r>
           <w:rPr>
             <w:rFonts w:ascii="Arial" w:cs="Arial" w:eastAsia="Arial" w:hAnsi="Arial"/>
@@ -2079,7 +2079,7 @@
         </w:rPr>
         <w:t xml:space="preserve">). To view a copy of this license, visit </w:t>
       </w:r>
-      <w:hyperlink w:history="1" r:id="rIdxdpd5tzqrwtnxejv2kmww">
+      <w:hyperlink w:history="1" r:id="rIdiunfzeqhijpipmfakwnls">
         <w:r>
           <w:rPr>
             <w:rFonts w:ascii="Arial" w:cs="Arial" w:eastAsia="Arial" w:hAnsi="Arial"/>

--- a/data/outputs/v2/Grade11/Biology/Lesson_Plans/SS3.2_Growth_and_Development_in_Animals/Biology_Growth_and_Development_in_Animals_FinalExplanation.docx
+++ b/data/outputs/v2/Grade11/Biology/Lesson_Plans/SS3.2_Growth_and_Development_in_Animals/Biology_Growth_and_Development_in_Animals_FinalExplanation.docx
@@ -2039,7 +2039,7 @@
         </w:rPr>
         <w:t xml:space="preserve">© 2026 SeaVuria and ARES. This work is licensed under a </w:t>
       </w:r>
-      <w:hyperlink w:history="1" r:id="rIdwqca0nmx43kvyp43tp_l9">
+      <w:hyperlink w:history="1" r:id="rIdqa1av3h5gnwcpa5cbsf02">
         <w:r>
           <w:rPr>
             <w:rFonts w:ascii="Arial" w:cs="Arial" w:eastAsia="Arial" w:hAnsi="Arial"/>
@@ -2059,7 +2059,7 @@
         </w:rPr>
         <w:t xml:space="preserve"> (</w:t>
       </w:r>
-      <w:hyperlink w:history="1" r:id="rIdxutcrumfjtsucwljvduss">
+      <w:hyperlink w:history="1" r:id="rIdz30aqsnrfkrlo_wzql-53">
         <w:r>
           <w:rPr>
             <w:rFonts w:ascii="Arial" w:cs="Arial" w:eastAsia="Arial" w:hAnsi="Arial"/>
@@ -2079,7 +2079,7 @@
         </w:rPr>
         <w:t xml:space="preserve">). To view a copy of this license, visit </w:t>
       </w:r>
-      <w:hyperlink w:history="1" r:id="rIdiunfzeqhijpipmfakwnls">
+      <w:hyperlink w:history="1" r:id="rId9gobtjiqsc3rl0huvnddp">
         <w:r>
           <w:rPr>
             <w:rFonts w:ascii="Arial" w:cs="Arial" w:eastAsia="Arial" w:hAnsi="Arial"/>

--- a/data/outputs/v2/Grade11/Biology/Lesson_Plans/SS3.2_Growth_and_Development_in_Animals/Biology_Growth_and_Development_in_Animals_FinalExplanation.docx
+++ b/data/outputs/v2/Grade11/Biology/Lesson_Plans/SS3.2_Growth_and_Development_in_Animals/Biology_Growth_and_Development_in_Animals_FinalExplanation.docx
@@ -2039,7 +2039,7 @@
         </w:rPr>
         <w:t xml:space="preserve">© 2026 SeaVuria and ARES. This work is licensed under a </w:t>
       </w:r>
-      <w:hyperlink w:history="1" r:id="rIdqa1av3h5gnwcpa5cbsf02">
+      <w:hyperlink w:history="1" r:id="rIdvuiquydi_rb-xqxsx7knk">
         <w:r>
           <w:rPr>
             <w:rFonts w:ascii="Arial" w:cs="Arial" w:eastAsia="Arial" w:hAnsi="Arial"/>
@@ -2059,7 +2059,7 @@
         </w:rPr>
         <w:t xml:space="preserve"> (</w:t>
       </w:r>
-      <w:hyperlink w:history="1" r:id="rIdz30aqsnrfkrlo_wzql-53">
+      <w:hyperlink w:history="1" r:id="rId-gx8kphmtsxqfdj9ub5mi">
         <w:r>
           <w:rPr>
             <w:rFonts w:ascii="Arial" w:cs="Arial" w:eastAsia="Arial" w:hAnsi="Arial"/>
@@ -2079,7 +2079,7 @@
         </w:rPr>
         <w:t xml:space="preserve">). To view a copy of this license, visit </w:t>
       </w:r>
-      <w:hyperlink w:history="1" r:id="rId9gobtjiqsc3rl0huvnddp">
+      <w:hyperlink w:history="1" r:id="rId26y4lao4amumm5_eiifhq">
         <w:r>
           <w:rPr>
             <w:rFonts w:ascii="Arial" w:cs="Arial" w:eastAsia="Arial" w:hAnsi="Arial"/>

--- a/data/outputs/v2/Grade11/Biology/Lesson_Plans/SS3.2_Growth_and_Development_in_Animals/Biology_Growth_and_Development_in_Animals_FinalExplanation.docx
+++ b/data/outputs/v2/Grade11/Biology/Lesson_Plans/SS3.2_Growth_and_Development_in_Animals/Biology_Growth_and_Development_in_Animals_FinalExplanation.docx
@@ -2039,7 +2039,7 @@
         </w:rPr>
         <w:t xml:space="preserve">© 2026 SeaVuria and ARES. This work is licensed under a </w:t>
       </w:r>
-      <w:hyperlink w:history="1" r:id="rIdvuiquydi_rb-xqxsx7knk">
+      <w:hyperlink w:history="1" r:id="rIdgxpbuo55haxg6edud5r8i">
         <w:r>
           <w:rPr>
             <w:rFonts w:ascii="Arial" w:cs="Arial" w:eastAsia="Arial" w:hAnsi="Arial"/>
@@ -2059,7 +2059,7 @@
         </w:rPr>
         <w:t xml:space="preserve"> (</w:t>
       </w:r>
-      <w:hyperlink w:history="1" r:id="rId-gx8kphmtsxqfdj9ub5mi">
+      <w:hyperlink w:history="1" r:id="rIdpnaheu7yq3tbfqmosz-iy">
         <w:r>
           <w:rPr>
             <w:rFonts w:ascii="Arial" w:cs="Arial" w:eastAsia="Arial" w:hAnsi="Arial"/>
@@ -2079,7 +2079,7 @@
         </w:rPr>
         <w:t xml:space="preserve">). To view a copy of this license, visit </w:t>
       </w:r>
-      <w:hyperlink w:history="1" r:id="rId26y4lao4amumm5_eiifhq">
+      <w:hyperlink w:history="1" r:id="rIda8ztudkgb7k3u2cxacsuh">
         <w:r>
           <w:rPr>
             <w:rFonts w:ascii="Arial" w:cs="Arial" w:eastAsia="Arial" w:hAnsi="Arial"/>

--- a/data/outputs/v2/Grade11/Biology/Lesson_Plans/SS3.2_Growth_and_Development_in_Animals/Biology_Growth_and_Development_in_Animals_FinalExplanation.docx
+++ b/data/outputs/v2/Grade11/Biology/Lesson_Plans/SS3.2_Growth_and_Development_in_Animals/Biology_Growth_and_Development_in_Animals_FinalExplanation.docx
@@ -2039,7 +2039,7 @@
         </w:rPr>
         <w:t xml:space="preserve">© 2026 SeaVuria and ARES. This work is licensed under a </w:t>
       </w:r>
-      <w:hyperlink w:history="1" r:id="rIdgxpbuo55haxg6edud5r8i">
+      <w:hyperlink w:history="1" r:id="rIdfxphnvee6xydcb0pfrjul">
         <w:r>
           <w:rPr>
             <w:rFonts w:ascii="Arial" w:cs="Arial" w:eastAsia="Arial" w:hAnsi="Arial"/>
@@ -2059,7 +2059,7 @@
         </w:rPr>
         <w:t xml:space="preserve"> (</w:t>
       </w:r>
-      <w:hyperlink w:history="1" r:id="rIdpnaheu7yq3tbfqmosz-iy">
+      <w:hyperlink w:history="1" r:id="rIdlsaphigokupvem0tf9jfn">
         <w:r>
           <w:rPr>
             <w:rFonts w:ascii="Arial" w:cs="Arial" w:eastAsia="Arial" w:hAnsi="Arial"/>
@@ -2079,7 +2079,7 @@
         </w:rPr>
         <w:t xml:space="preserve">). To view a copy of this license, visit </w:t>
       </w:r>
-      <w:hyperlink w:history="1" r:id="rIda8ztudkgb7k3u2cxacsuh">
+      <w:hyperlink w:history="1" r:id="rIdcinqrmn9vgbzmpr_d2-hj">
         <w:r>
           <w:rPr>
             <w:rFonts w:ascii="Arial" w:cs="Arial" w:eastAsia="Arial" w:hAnsi="Arial"/>

--- a/data/outputs/v2/Grade11/Biology/Lesson_Plans/SS3.2_Growth_and_Development_in_Animals/Biology_Growth_and_Development_in_Animals_FinalExplanation.docx
+++ b/data/outputs/v2/Grade11/Biology/Lesson_Plans/SS3.2_Growth_and_Development_in_Animals/Biology_Growth_and_Development_in_Animals_FinalExplanation.docx
@@ -4,6 +4,7 @@
   <w:body>
     <w:p>
       <w:pPr>
+        <w:keepNext w:val="false"/>
         <w:spacing w:after="30" w:before="0"/>
         <w:jc w:val="center"/>
       </w:pPr>
@@ -23,6 +24,7 @@
     </w:p>
     <w:p>
       <w:pPr>
+        <w:keepNext w:val="false"/>
         <w:spacing w:after="60" w:before="0"/>
         <w:jc w:val="center"/>
       </w:pPr>
@@ -81,6 +83,7 @@
           </w:tcPr>
           <w:p>
             <w:pPr>
+              <w:keepNext w:val="false"/>
               <w:spacing w:after="40" w:before="0"/>
               <w:jc w:val="center"/>
             </w:pPr>
@@ -116,6 +119,7 @@
           </w:tcPr>
           <w:p>
             <w:pPr>
+              <w:keepNext w:val="false"/>
               <w:spacing w:after="40" w:before="0"/>
               <w:jc w:val="center"/>
             </w:pPr>
@@ -150,6 +154,7 @@
           </w:tcPr>
           <w:p>
             <w:pPr>
+              <w:keepNext w:val="false"/>
               <w:spacing w:after="40" w:before="0"/>
               <w:jc w:val="left"/>
             </w:pPr>
@@ -182,6 +187,7 @@
           </w:tcPr>
           <w:p>
             <w:pPr>
+              <w:keepNext w:val="false"/>
               <w:spacing w:after="40" w:before="0"/>
               <w:jc w:val="left"/>
             </w:pPr>
@@ -216,6 +222,7 @@
           </w:tcPr>
           <w:p>
             <w:pPr>
+              <w:keepNext w:val="false"/>
               <w:spacing w:after="40" w:before="0"/>
               <w:jc w:val="left"/>
             </w:pPr>
@@ -248,6 +255,7 @@
           </w:tcPr>
           <w:p>
             <w:pPr>
+              <w:keepNext w:val="false"/>
               <w:spacing w:after="40" w:before="0"/>
               <w:jc w:val="left"/>
             </w:pPr>
@@ -282,6 +290,7 @@
           </w:tcPr>
           <w:p>
             <w:pPr>
+              <w:keepNext w:val="false"/>
               <w:spacing w:after="40" w:before="0"/>
               <w:jc w:val="left"/>
             </w:pPr>
@@ -314,6 +323,7 @@
           </w:tcPr>
           <w:p>
             <w:pPr>
+              <w:keepNext w:val="false"/>
               <w:spacing w:after="40" w:before="0"/>
               <w:jc w:val="left"/>
             </w:pPr>
@@ -374,6 +384,7 @@
           </w:tcPr>
           <w:p>
             <w:pPr>
+              <w:keepNext w:val="false"/>
               <w:spacing w:after="40" w:before="0"/>
               <w:jc w:val="center"/>
             </w:pPr>
@@ -408,6 +419,7 @@
           </w:tcPr>
           <w:p>
             <w:pPr>
+              <w:keepNext w:val="false"/>
               <w:spacing w:after="40" w:before="0"/>
               <w:jc w:val="left"/>
             </w:pPr>
@@ -467,6 +479,7 @@
           </w:tcPr>
           <w:p>
             <w:pPr>
+              <w:keepNext/>
               <w:spacing w:after="40" w:before="0"/>
               <w:jc w:val="center"/>
             </w:pPr>
@@ -501,6 +514,7 @@
           </w:tcPr>
           <w:p>
             <w:pPr>
+              <w:keepNext/>
               <w:spacing w:after="40" w:before="0"/>
               <w:jc w:val="left"/>
             </w:pPr>
@@ -538,6 +552,7 @@
           </w:tcPr>
           <w:p>
             <w:pPr>
+              <w:keepNext w:val="false"/>
               <w:spacing w:after="40" w:before="0"/>
               <w:jc w:val="left"/>
             </w:pPr>
@@ -597,6 +612,7 @@
           </w:tcPr>
           <w:p>
             <w:pPr>
+              <w:keepNext/>
               <w:spacing w:after="40" w:before="0"/>
               <w:jc w:val="center"/>
             </w:pPr>
@@ -631,6 +647,7 @@
           </w:tcPr>
           <w:p>
             <w:pPr>
+              <w:keepNext/>
               <w:spacing w:after="40" w:before="0"/>
               <w:jc w:val="left"/>
             </w:pPr>
@@ -668,6 +685,7 @@
           </w:tcPr>
           <w:p>
             <w:pPr>
+              <w:keepNext w:val="false"/>
               <w:spacing w:after="40" w:before="0"/>
               <w:jc w:val="left"/>
             </w:pPr>
@@ -727,6 +745,7 @@
           </w:tcPr>
           <w:p>
             <w:pPr>
+              <w:keepNext/>
               <w:spacing w:after="40" w:before="0"/>
               <w:jc w:val="center"/>
             </w:pPr>
@@ -761,6 +780,7 @@
           </w:tcPr>
           <w:p>
             <w:pPr>
+              <w:keepNext/>
               <w:spacing w:after="40" w:before="0"/>
               <w:jc w:val="left"/>
             </w:pPr>
@@ -798,6 +818,7 @@
           </w:tcPr>
           <w:p>
             <w:pPr>
+              <w:keepNext w:val="false"/>
               <w:spacing w:after="40" w:before="0"/>
               <w:jc w:val="left"/>
             </w:pPr>
@@ -857,6 +878,7 @@
           </w:tcPr>
           <w:p>
             <w:pPr>
+              <w:keepNext/>
               <w:spacing w:after="40" w:before="0"/>
               <w:jc w:val="center"/>
             </w:pPr>
@@ -891,6 +913,7 @@
           </w:tcPr>
           <w:p>
             <w:pPr>
+              <w:keepNext/>
               <w:spacing w:after="40" w:before="0"/>
               <w:jc w:val="left"/>
             </w:pPr>
@@ -928,6 +951,7 @@
           </w:tcPr>
           <w:p>
             <w:pPr>
+              <w:keepNext w:val="false"/>
               <w:spacing w:after="40" w:before="0"/>
               <w:jc w:val="left"/>
             </w:pPr>
@@ -987,6 +1011,7 @@
           </w:tcPr>
           <w:p>
             <w:pPr>
+              <w:keepNext/>
               <w:spacing w:after="40" w:before="0"/>
               <w:jc w:val="center"/>
             </w:pPr>
@@ -1021,6 +1046,7 @@
           </w:tcPr>
           <w:p>
             <w:pPr>
+              <w:keepNext/>
               <w:spacing w:after="40" w:before="0"/>
               <w:jc w:val="left"/>
             </w:pPr>
@@ -1058,6 +1084,7 @@
           </w:tcPr>
           <w:p>
             <w:pPr>
+              <w:keepNext w:val="false"/>
               <w:spacing w:after="40" w:before="0"/>
               <w:jc w:val="left"/>
             </w:pPr>
@@ -1121,6 +1148,7 @@
           </w:tcPr>
           <w:p>
             <w:pPr>
+              <w:keepNext w:val="false"/>
               <w:spacing w:after="40" w:before="0"/>
               <w:jc w:val="center"/>
             </w:pPr>
@@ -1155,6 +1183,7 @@
           </w:tcPr>
           <w:p>
             <w:pPr>
+              <w:keepNext w:val="false"/>
               <w:spacing w:after="40" w:before="0"/>
               <w:jc w:val="left"/>
             </w:pPr>
@@ -1187,6 +1216,7 @@
           </w:tcPr>
           <w:p>
             <w:pPr>
+              <w:keepNext w:val="false"/>
               <w:spacing w:after="40" w:before="0"/>
               <w:jc w:val="left"/>
             </w:pPr>
@@ -1219,6 +1249,7 @@
           </w:tcPr>
           <w:p>
             <w:pPr>
+              <w:keepNext w:val="false"/>
               <w:spacing w:after="40" w:before="0"/>
               <w:jc w:val="left"/>
             </w:pPr>
@@ -1251,6 +1282,7 @@
           </w:tcPr>
           <w:p>
             <w:pPr>
+              <w:keepNext w:val="false"/>
               <w:spacing w:after="40" w:before="0"/>
               <w:jc w:val="left"/>
             </w:pPr>
@@ -1285,6 +1317,7 @@
           </w:tcPr>
           <w:p>
             <w:pPr>
+              <w:keepNext w:val="false"/>
               <w:spacing w:after="40" w:before="0"/>
               <w:jc w:val="left"/>
             </w:pPr>
@@ -1317,6 +1350,7 @@
           </w:tcPr>
           <w:p>
             <w:pPr>
+              <w:keepNext w:val="false"/>
               <w:spacing w:after="40" w:before="0"/>
               <w:jc w:val="left"/>
             </w:pPr>
@@ -1349,6 +1383,7 @@
           </w:tcPr>
           <w:p>
             <w:pPr>
+              <w:keepNext w:val="false"/>
               <w:spacing w:after="40" w:before="0"/>
               <w:jc w:val="left"/>
             </w:pPr>
@@ -1381,6 +1416,7 @@
           </w:tcPr>
           <w:p>
             <w:pPr>
+              <w:keepNext w:val="false"/>
               <w:spacing w:after="40" w:before="0"/>
               <w:jc w:val="left"/>
             </w:pPr>
@@ -1415,6 +1451,7 @@
           </w:tcPr>
           <w:p>
             <w:pPr>
+              <w:keepNext w:val="false"/>
               <w:spacing w:after="40" w:before="0"/>
               <w:jc w:val="left"/>
             </w:pPr>
@@ -1447,6 +1484,7 @@
           </w:tcPr>
           <w:p>
             <w:pPr>
+              <w:keepNext w:val="false"/>
               <w:spacing w:after="40" w:before="0"/>
               <w:jc w:val="left"/>
             </w:pPr>
@@ -1479,6 +1517,7 @@
           </w:tcPr>
           <w:p>
             <w:pPr>
+              <w:keepNext w:val="false"/>
               <w:spacing w:after="40" w:before="0"/>
               <w:jc w:val="left"/>
             </w:pPr>
@@ -1511,6 +1550,7 @@
           </w:tcPr>
           <w:p>
             <w:pPr>
+              <w:keepNext w:val="false"/>
               <w:spacing w:after="40" w:before="0"/>
               <w:jc w:val="left"/>
             </w:pPr>
@@ -1545,6 +1585,7 @@
           </w:tcPr>
           <w:p>
             <w:pPr>
+              <w:keepNext w:val="false"/>
               <w:spacing w:after="40" w:before="0"/>
               <w:jc w:val="left"/>
             </w:pPr>
@@ -1577,6 +1618,7 @@
           </w:tcPr>
           <w:p>
             <w:pPr>
+              <w:keepNext w:val="false"/>
               <w:spacing w:after="40" w:before="0"/>
               <w:jc w:val="left"/>
             </w:pPr>
@@ -1609,6 +1651,7 @@
           </w:tcPr>
           <w:p>
             <w:pPr>
+              <w:keepNext w:val="false"/>
               <w:spacing w:after="40" w:before="0"/>
               <w:jc w:val="left"/>
             </w:pPr>
@@ -1641,6 +1684,7 @@
           </w:tcPr>
           <w:p>
             <w:pPr>
+              <w:keepNext w:val="false"/>
               <w:spacing w:after="40" w:before="0"/>
               <w:jc w:val="left"/>
             </w:pPr>
@@ -1675,6 +1719,7 @@
           </w:tcPr>
           <w:p>
             <w:pPr>
+              <w:keepNext w:val="false"/>
               <w:spacing w:after="40" w:before="0"/>
               <w:jc w:val="left"/>
             </w:pPr>
@@ -1707,6 +1752,7 @@
           </w:tcPr>
           <w:p>
             <w:pPr>
+              <w:keepNext w:val="false"/>
               <w:spacing w:after="40" w:before="0"/>
               <w:jc w:val="left"/>
             </w:pPr>
@@ -1739,6 +1785,7 @@
           </w:tcPr>
           <w:p>
             <w:pPr>
+              <w:keepNext w:val="false"/>
               <w:spacing w:after="40" w:before="0"/>
               <w:jc w:val="left"/>
             </w:pPr>
@@ -1771,6 +1818,7 @@
           </w:tcPr>
           <w:p>
             <w:pPr>
+              <w:keepNext w:val="false"/>
               <w:spacing w:after="40" w:before="0"/>
               <w:jc w:val="left"/>
             </w:pPr>
@@ -1805,6 +1853,7 @@
           </w:tcPr>
           <w:p>
             <w:pPr>
+              <w:keepNext w:val="false"/>
               <w:spacing w:after="40" w:before="0"/>
               <w:jc w:val="left"/>
             </w:pPr>
@@ -1837,6 +1886,7 @@
           </w:tcPr>
           <w:p>
             <w:pPr>
+              <w:keepNext w:val="false"/>
               <w:spacing w:after="40" w:before="0"/>
               <w:jc w:val="left"/>
             </w:pPr>
@@ -1869,6 +1919,7 @@
           </w:tcPr>
           <w:p>
             <w:pPr>
+              <w:keepNext w:val="false"/>
               <w:spacing w:after="40" w:before="0"/>
               <w:jc w:val="left"/>
             </w:pPr>
@@ -1901,6 +1952,7 @@
           </w:tcPr>
           <w:p>
             <w:pPr>
+              <w:keepNext w:val="false"/>
               <w:spacing w:after="40" w:before="0"/>
               <w:jc w:val="left"/>
             </w:pPr>
@@ -2039,7 +2091,7 @@
         </w:rPr>
         <w:t xml:space="preserve">© 2026 SeaVuria and ARES. This work is licensed under a </w:t>
       </w:r>
-      <w:hyperlink w:history="1" r:id="rIdfxphnvee6xydcb0pfrjul">
+      <w:hyperlink w:history="1" r:id="rIdernfo53fqow5yj86brczy">
         <w:r>
           <w:rPr>
             <w:rFonts w:ascii="Arial" w:cs="Arial" w:eastAsia="Arial" w:hAnsi="Arial"/>
@@ -2059,7 +2111,7 @@
         </w:rPr>
         <w:t xml:space="preserve"> (</w:t>
       </w:r>
-      <w:hyperlink w:history="1" r:id="rIdlsaphigokupvem0tf9jfn">
+      <w:hyperlink w:history="1" r:id="rIdp0bxpetncstgl9zzd4jbp">
         <w:r>
           <w:rPr>
             <w:rFonts w:ascii="Arial" w:cs="Arial" w:eastAsia="Arial" w:hAnsi="Arial"/>
@@ -2079,7 +2131,7 @@
         </w:rPr>
         <w:t xml:space="preserve">). To view a copy of this license, visit </w:t>
       </w:r>
-      <w:hyperlink w:history="1" r:id="rIdcinqrmn9vgbzmpr_d2-hj">
+      <w:hyperlink w:history="1" r:id="rIdakcybdxmmea7mrcafteg_">
         <w:r>
           <w:rPr>
             <w:rFonts w:ascii="Arial" w:cs="Arial" w:eastAsia="Arial" w:hAnsi="Arial"/>

--- a/data/outputs/v2/Grade11/Biology/Lesson_Plans/SS3.2_Growth_and_Development_in_Animals/Biology_Growth_and_Development_in_Animals_FinalExplanation.docx
+++ b/data/outputs/v2/Grade11/Biology/Lesson_Plans/SS3.2_Growth_and_Development_in_Animals/Biology_Growth_and_Development_in_Animals_FinalExplanation.docx
@@ -2091,7 +2091,7 @@
         </w:rPr>
         <w:t xml:space="preserve">© 2026 SeaVuria and ARES. This work is licensed under a </w:t>
       </w:r>
-      <w:hyperlink w:history="1" r:id="rIdernfo53fqow5yj86brczy">
+      <w:hyperlink w:history="1" r:id="rIduefgvhezo0qggwwf8y0-p">
         <w:r>
           <w:rPr>
             <w:rFonts w:ascii="Arial" w:cs="Arial" w:eastAsia="Arial" w:hAnsi="Arial"/>
@@ -2111,7 +2111,7 @@
         </w:rPr>
         <w:t xml:space="preserve"> (</w:t>
       </w:r>
-      <w:hyperlink w:history="1" r:id="rIdp0bxpetncstgl9zzd4jbp">
+      <w:hyperlink w:history="1" r:id="rIdlk3bwg-qlb9b7tu9s2vi6">
         <w:r>
           <w:rPr>
             <w:rFonts w:ascii="Arial" w:cs="Arial" w:eastAsia="Arial" w:hAnsi="Arial"/>
@@ -2131,7 +2131,7 @@
         </w:rPr>
         <w:t xml:space="preserve">). To view a copy of this license, visit </w:t>
       </w:r>
-      <w:hyperlink w:history="1" r:id="rIdakcybdxmmea7mrcafteg_">
+      <w:hyperlink w:history="1" r:id="rIdjo45w4wer4vgmuzpdqpxz">
         <w:r>
           <w:rPr>
             <w:rFonts w:ascii="Arial" w:cs="Arial" w:eastAsia="Arial" w:hAnsi="Arial"/>
